--- a/docs/qa-comparison/analytics-page-qa-round4-deep.docx
+++ b/docs/qa-comparison/analytics-page-qa-round4-deep.docx
@@ -238,6 +238,27 @@
           <w:color w:val="1A1A1A"/>
           <w:sz w:val="20"/>
         </w:rPr>
+        <w:t xml:space="preserve">Where to see: </w:t>
+      </w:r>
+      <w:r>
+        <w:rPr>
+          <w:color w:val="1A1A1A"/>
+          <w:sz w:val="20"/>
+        </w:rPr>
+        <w:t>Analytics page → scroll down past the KPI cards → Team workload section → hover over any row → click the chevron on the right.</w:t>
+      </w:r>
+    </w:p>
+    <w:p>
+      <w:pPr>
+        <w:spacing w:after="60"/>
+        <w:ind w:left="230"/>
+      </w:pPr>
+      <w:r>
+        <w:rPr>
+          <w:b/>
+          <w:color w:val="1A1A1A"/>
+          <w:sz w:val="20"/>
+        </w:rPr>
         <w:t xml:space="preserve">Where it stood: </w:t>
       </w:r>
       <w:r>
@@ -435,6 +456,27 @@
           <w:color w:val="1A1A1A"/>
           <w:sz w:val="20"/>
         </w:rPr>
+        <w:t xml:space="preserve">Where to see: </w:t>
+      </w:r>
+      <w:r>
+        <w:rPr>
+          <w:color w:val="1A1A1A"/>
+          <w:sz w:val="20"/>
+        </w:rPr>
+        <w:t>Analytics page → scroll down past the KPI cards → Team workload section → each row's subtitle (under the name).</w:t>
+      </w:r>
+    </w:p>
+    <w:p>
+      <w:pPr>
+        <w:spacing w:after="60"/>
+        <w:ind w:left="230"/>
+      </w:pPr>
+      <w:r>
+        <w:rPr>
+          <w:b/>
+          <w:color w:val="1A1A1A"/>
+          <w:sz w:val="20"/>
+        </w:rPr>
         <w:t xml:space="preserve">Where it stood: </w:t>
       </w:r>
       <w:r>
@@ -567,6 +609,27 @@
         </w:tc>
       </w:tr>
     </w:tbl>
+    <w:p>
+      <w:pPr>
+        <w:spacing w:after="60"/>
+        <w:ind w:left="230"/>
+      </w:pPr>
+      <w:r>
+        <w:rPr>
+          <w:b/>
+          <w:color w:val="1A1A1A"/>
+          <w:sz w:val="20"/>
+        </w:rPr>
+        <w:t xml:space="preserve">Where to see: </w:t>
+      </w:r>
+      <w:r>
+        <w:rPr>
+          <w:color w:val="1A1A1A"/>
+          <w:sz w:val="20"/>
+        </w:rPr>
+        <w:t>Analytics page → click the ON-TIME RATE KPI card → drill panel opens below → look at the panel title.</w:t>
+      </w:r>
+    </w:p>
     <w:p>
       <w:pPr>
         <w:spacing w:after="60"/>
@@ -754,6 +817,27 @@
           <w:color w:val="1A1A1A"/>
           <w:sz w:val="20"/>
         </w:rPr>
+        <w:t xml:space="preserve">Where to see: </w:t>
+      </w:r>
+      <w:r>
+        <w:rPr>
+          <w:color w:val="1A1A1A"/>
+          <w:sz w:val="20"/>
+        </w:rPr>
+        <w:t>Analytics page → top of the page (eyebrow + h1 + subtitle).</w:t>
+      </w:r>
+    </w:p>
+    <w:p>
+      <w:pPr>
+        <w:spacing w:after="60"/>
+        <w:ind w:left="230"/>
+      </w:pPr>
+      <w:r>
+        <w:rPr>
+          <w:b/>
+          <w:color w:val="1A1A1A"/>
+          <w:sz w:val="20"/>
+        </w:rPr>
         <w:t xml:space="preserve">Where it stood: </w:t>
       </w:r>
       <w:r>
@@ -886,6 +970,27 @@
         </w:tc>
       </w:tr>
     </w:tbl>
+    <w:p>
+      <w:pPr>
+        <w:spacing w:after="60"/>
+        <w:ind w:left="230"/>
+      </w:pPr>
+      <w:r>
+        <w:rPr>
+          <w:b/>
+          <w:color w:val="1A1A1A"/>
+          <w:sz w:val="20"/>
+        </w:rPr>
+        <w:t xml:space="preserve">Where to see: </w:t>
+      </w:r>
+      <w:r>
+        <w:rPr>
+          <w:color w:val="1A1A1A"/>
+          <w:sz w:val="20"/>
+        </w:rPr>
+        <w:t>Analytics page → just below the title (filter pills row).</w:t>
+      </w:r>
+    </w:p>
     <w:p>
       <w:pPr>
         <w:spacing w:after="60"/>
@@ -1040,6 +1145,27 @@
           <w:color w:val="1A1A1A"/>
           <w:sz w:val="20"/>
         </w:rPr>
+        <w:t xml:space="preserve">Where to see: </w:t>
+      </w:r>
+      <w:r>
+        <w:rPr>
+          <w:color w:val="1A1A1A"/>
+          <w:sz w:val="20"/>
+        </w:rPr>
+        <w:t>Analytics page → just below the filter pills (4 KPI cards in a row).</w:t>
+      </w:r>
+    </w:p>
+    <w:p>
+      <w:pPr>
+        <w:spacing w:after="60"/>
+        <w:ind w:left="230"/>
+      </w:pPr>
+      <w:r>
+        <w:rPr>
+          <w:b/>
+          <w:color w:val="1A1A1A"/>
+          <w:sz w:val="20"/>
+        </w:rPr>
         <w:t xml:space="preserve">Where it stood: </w:t>
       </w:r>
       <w:r>
@@ -1172,6 +1298,27 @@
         </w:tc>
       </w:tr>
     </w:tbl>
+    <w:p>
+      <w:pPr>
+        <w:spacing w:after="60"/>
+        <w:ind w:left="230"/>
+      </w:pPr>
+      <w:r>
+        <w:rPr>
+          <w:b/>
+          <w:color w:val="1A1A1A"/>
+          <w:sz w:val="20"/>
+        </w:rPr>
+        <w:t xml:space="preserve">Where to see: </w:t>
+      </w:r>
+      <w:r>
+        <w:rPr>
+          <w:color w:val="1A1A1A"/>
+          <w:sz w:val="20"/>
+        </w:rPr>
+        <w:t>Analytics page → KPI cards → foot text under each big number.</w:t>
+      </w:r>
+    </w:p>
     <w:p>
       <w:pPr>
         <w:spacing w:after="60"/>
@@ -1326,6 +1473,27 @@
           <w:color w:val="1A1A1A"/>
           <w:sz w:val="20"/>
         </w:rPr>
+        <w:t xml:space="preserve">Where to see: </w:t>
+      </w:r>
+      <w:r>
+        <w:rPr>
+          <w:color w:val="1A1A1A"/>
+          <w:sz w:val="20"/>
+        </w:rPr>
+        <w:t>Analytics page → below the KPI grid → Upcoming deliverables section + sub-tabs.</w:t>
+      </w:r>
+    </w:p>
+    <w:p>
+      <w:pPr>
+        <w:spacing w:after="60"/>
+        <w:ind w:left="230"/>
+      </w:pPr>
+      <w:r>
+        <w:rPr>
+          <w:b/>
+          <w:color w:val="1A1A1A"/>
+          <w:sz w:val="20"/>
+        </w:rPr>
         <w:t xml:space="preserve">Where it stood: </w:t>
       </w:r>
       <w:r>
@@ -1469,6 +1637,27 @@
           <w:color w:val="1A1A1A"/>
           <w:sz w:val="20"/>
         </w:rPr>
+        <w:t xml:space="preserve">Where to see: </w:t>
+      </w:r>
+      <w:r>
+        <w:rPr>
+          <w:color w:val="1A1A1A"/>
+          <w:sz w:val="20"/>
+        </w:rPr>
+        <w:t>Analytics page → click any KPI card → drill panel opens below the cards. Compare layout + close behavior.</w:t>
+      </w:r>
+    </w:p>
+    <w:p>
+      <w:pPr>
+        <w:spacing w:after="60"/>
+        <w:ind w:left="230"/>
+      </w:pPr>
+      <w:r>
+        <w:rPr>
+          <w:b/>
+          <w:color w:val="1A1A1A"/>
+          <w:sz w:val="20"/>
+        </w:rPr>
         <w:t xml:space="preserve">Where it stood: </w:t>
       </w:r>
       <w:r>
@@ -1601,6 +1790,27 @@
         </w:tc>
       </w:tr>
     </w:tbl>
+    <w:p>
+      <w:pPr>
+        <w:spacing w:after="60"/>
+        <w:ind w:left="230"/>
+      </w:pPr>
+      <w:r>
+        <w:rPr>
+          <w:b/>
+          <w:color w:val="1A1A1A"/>
+          <w:sz w:val="20"/>
+        </w:rPr>
+        <w:t xml:space="preserve">Where to see: </w:t>
+      </w:r>
+      <w:r>
+        <w:rPr>
+          <w:color w:val="1A1A1A"/>
+          <w:sz w:val="20"/>
+        </w:rPr>
+        <w:t>Analytics page → toggle a filter pill (e.g., set Anyone to a specific person). Look near the filter pills for a Reset link.</w:t>
+      </w:r>
+    </w:p>
     <w:p>
       <w:pPr>
         <w:spacing w:after="60"/>
@@ -1776,6 +1986,27 @@
           <w:color w:val="1A1A1A"/>
           <w:sz w:val="20"/>
         </w:rPr>
+        <w:t xml:space="preserve">Where to see: </w:t>
+      </w:r>
+      <w:r>
+        <w:rPr>
+          <w:color w:val="1A1A1A"/>
+          <w:sz w:val="20"/>
+        </w:rPr>
+        <w:t>Analytics page → toggle any filter pill. Look for active state visual treatment.</w:t>
+      </w:r>
+    </w:p>
+    <w:p>
+      <w:pPr>
+        <w:spacing w:after="60"/>
+        <w:ind w:left="230"/>
+      </w:pPr>
+      <w:r>
+        <w:rPr>
+          <w:b/>
+          <w:color w:val="1A1A1A"/>
+          <w:sz w:val="20"/>
+        </w:rPr>
         <w:t xml:space="preserve">Where it stood: </w:t>
       </w:r>
       <w:r>
@@ -1929,6 +2160,27 @@
         </w:tc>
       </w:tr>
     </w:tbl>
+    <w:p>
+      <w:pPr>
+        <w:spacing w:after="60"/>
+        <w:ind w:left="230"/>
+      </w:pPr>
+      <w:r>
+        <w:rPr>
+          <w:b/>
+          <w:color w:val="1A1A1A"/>
+          <w:sz w:val="20"/>
+        </w:rPr>
+        <w:t xml:space="preserve">Where to see: </w:t>
+      </w:r>
+      <w:r>
+        <w:rPr>
+          <w:color w:val="1A1A1A"/>
+          <w:sz w:val="20"/>
+        </w:rPr>
+        <w:t>Cross-page: compare role label rendering across Analytics workload, Client &gt; About &gt; Project Team, Home Delegate popover, and Ops &gt; Time off Schedules role chips.</w:t>
+      </w:r>
+    </w:p>
     <w:p>
       <w:pPr>
         <w:spacing w:after="60"/>
